--- a/docs/需求分析.docx
+++ b/docs/需求分析.docx
@@ -17303,6 +17303,446 @@
           <w:sz w:val="24"/>
         </w:rPr>
         <w:t>关键结果（预约成功、违约、递补）均有即时消息反馈。</w:t>
+      </w:r>
+    </w:p>
+    <w:p>
+      <w:r>
+        <w:br w:type="page"/>
+      </w:r>
+    </w:p>
+    <w:p>
+      <w:pPr>
+        <w:pStyle w:val="Heading1"/>
+      </w:pPr>
+      <w:r>
+        <w:t>AI 助手设计补充</w:t>
+      </w:r>
+    </w:p>
+    <w:p>
+      <w:pPr>
+        <w:jc w:val="both"/>
+      </w:pPr>
+      <w:r>
+        <w:t>本节记录智能共享自习室预约系统新增的学生 AI 助手。该功能以信息查询和座位推荐为边界，模型没有直接修改业务数据的权限，最终预约仍由用户确认并经过确定性规则校验。</w:t>
+      </w:r>
+    </w:p>
+    <w:tbl>
+      <w:tblPr>
+        <w:tblW w:type="auto" w:w="0"/>
+        <w:tblLayout w:type="fixed"/>
+        <w:tblLook w:firstColumn="1" w:firstRow="1" w:lastColumn="0" w:lastRow="0" w:noHBand="0" w:noVBand="1" w:val="04A0"/>
+      </w:tblPr>
+      <w:tblGrid>
+        <w:gridCol w:w="2205"/>
+        <w:gridCol w:w="7874"/>
+      </w:tblGrid>
+      <w:tr>
+        <w:tc>
+          <w:tcPr>
+            <w:tcW w:type="dxa" w:w="4561"/>
+            <w:shd w:fill="D9E5F2"/>
+            <w:vAlign w:val="center"/>
+            <w:tcBorders>
+              <w:top w:val="single" w:sz="4" w:color="D9D9D9"/>
+              <w:left w:val="single" w:sz="4" w:color="D9D9D9"/>
+              <w:bottom w:val="single" w:sz="4" w:color="D9D9D9"/>
+              <w:right w:val="single" w:sz="4" w:color="D9D9D9"/>
+              <w:insideH w:val="single" w:sz="4" w:color="D9D9D9"/>
+              <w:insideV w:val="single" w:sz="4" w:color="D9D9D9"/>
+            </w:tcBorders>
+          </w:tcPr>
+          <w:p>
+            <w:pPr>
+              <w:spacing w:after="0"/>
+            </w:pPr>
+            <w:r>
+              <w:rPr>
+                <w:b/>
+              </w:rPr>
+              <w:t>设计项</w:t>
+            </w:r>
+          </w:p>
+        </w:tc>
+        <w:tc>
+          <w:tcPr>
+            <w:tcW w:type="dxa" w:w="4561"/>
+            <w:shd w:fill="D9E5F2"/>
+            <w:vAlign w:val="center"/>
+            <w:tcBorders>
+              <w:top w:val="single" w:sz="4" w:color="D9D9D9"/>
+              <w:left w:val="single" w:sz="4" w:color="D9D9D9"/>
+              <w:bottom w:val="single" w:sz="4" w:color="D9D9D9"/>
+              <w:right w:val="single" w:sz="4" w:color="D9D9D9"/>
+              <w:insideH w:val="single" w:sz="4" w:color="D9D9D9"/>
+              <w:insideV w:val="single" w:sz="4" w:color="D9D9D9"/>
+            </w:tcBorders>
+          </w:tcPr>
+          <w:p>
+            <w:pPr>
+              <w:spacing w:after="0"/>
+            </w:pPr>
+            <w:r>
+              <w:rPr>
+                <w:b/>
+              </w:rPr>
+              <w:t>实现说明</w:t>
+            </w:r>
+          </w:p>
+        </w:tc>
+      </w:tr>
+      <w:tr>
+        <w:tc>
+          <w:tcPr>
+            <w:tcW w:type="dxa" w:w="2205"/>
+            <w:vAlign w:val="center"/>
+            <w:tcBorders>
+              <w:top w:val="single" w:sz="4" w:color="D9D9D9"/>
+              <w:left w:val="single" w:sz="4" w:color="D9D9D9"/>
+              <w:bottom w:val="single" w:sz="4" w:color="D9D9D9"/>
+              <w:right w:val="single" w:sz="4" w:color="D9D9D9"/>
+              <w:insideH w:val="single" w:sz="4" w:color="D9D9D9"/>
+              <w:insideV w:val="single" w:sz="4" w:color="D9D9D9"/>
+            </w:tcBorders>
+          </w:tcPr>
+          <w:p>
+            <w:pPr>
+              <w:spacing w:after="0"/>
+            </w:pPr>
+            <w:r>
+              <w:t>使用对象</w:t>
+            </w:r>
+          </w:p>
+        </w:tc>
+        <w:tc>
+          <w:tcPr>
+            <w:tcW w:type="dxa" w:w="7874"/>
+            <w:vAlign w:val="center"/>
+            <w:tcBorders>
+              <w:top w:val="single" w:sz="4" w:color="D9D9D9"/>
+              <w:left w:val="single" w:sz="4" w:color="D9D9D9"/>
+              <w:bottom w:val="single" w:sz="4" w:color="D9D9D9"/>
+              <w:right w:val="single" w:sz="4" w:color="D9D9D9"/>
+              <w:insideH w:val="single" w:sz="4" w:color="D9D9D9"/>
+              <w:insideV w:val="single" w:sz="4" w:color="D9D9D9"/>
+            </w:tcBorders>
+          </w:tcPr>
+          <w:p>
+            <w:pPr>
+              <w:spacing w:after="0"/>
+            </w:pPr>
+            <w:r>
+              <w:t>仅登录学生。管理员端不显示 AI 入口。</w:t>
+            </w:r>
+          </w:p>
+        </w:tc>
+      </w:tr>
+      <w:tr>
+        <w:tc>
+          <w:tcPr>
+            <w:tcW w:type="dxa" w:w="2205"/>
+            <w:shd w:fill="F5F8FC"/>
+            <w:vAlign w:val="center"/>
+            <w:tcBorders>
+              <w:top w:val="single" w:sz="4" w:color="D9D9D9"/>
+              <w:left w:val="single" w:sz="4" w:color="D9D9D9"/>
+              <w:bottom w:val="single" w:sz="4" w:color="D9D9D9"/>
+              <w:right w:val="single" w:sz="4" w:color="D9D9D9"/>
+              <w:insideH w:val="single" w:sz="4" w:color="D9D9D9"/>
+              <w:insideV w:val="single" w:sz="4" w:color="D9D9D9"/>
+            </w:tcBorders>
+          </w:tcPr>
+          <w:p>
+            <w:pPr>
+              <w:spacing w:after="0"/>
+            </w:pPr>
+            <w:r>
+              <w:t>主要功能</w:t>
+            </w:r>
+          </w:p>
+        </w:tc>
+        <w:tc>
+          <w:tcPr>
+            <w:tcW w:type="dxa" w:w="7874"/>
+            <w:shd w:fill="F5F8FC"/>
+            <w:vAlign w:val="center"/>
+            <w:tcBorders>
+              <w:top w:val="single" w:sz="4" w:color="D9D9D9"/>
+              <w:left w:val="single" w:sz="4" w:color="D9D9D9"/>
+              <w:bottom w:val="single" w:sz="4" w:color="D9D9D9"/>
+              <w:right w:val="single" w:sz="4" w:color="D9D9D9"/>
+              <w:insideH w:val="single" w:sz="4" w:color="D9D9D9"/>
+              <w:insideV w:val="single" w:sz="4" w:color="D9D9D9"/>
+            </w:tcBorders>
+          </w:tcPr>
+          <w:p>
+            <w:pPr>
+              <w:spacing w:after="0"/>
+            </w:pPr>
+            <w:r>
+              <w:t>极简闲聊；查询本人资料、信用、预约、候补和通知；自然语言推荐座位。</w:t>
+            </w:r>
+          </w:p>
+        </w:tc>
+      </w:tr>
+      <w:tr>
+        <w:tc>
+          <w:tcPr>
+            <w:tcW w:type="dxa" w:w="2205"/>
+            <w:vAlign w:val="center"/>
+            <w:tcBorders>
+              <w:top w:val="single" w:sz="4" w:color="D9D9D9"/>
+              <w:left w:val="single" w:sz="4" w:color="D9D9D9"/>
+              <w:bottom w:val="single" w:sz="4" w:color="D9D9D9"/>
+              <w:right w:val="single" w:sz="4" w:color="D9D9D9"/>
+              <w:insideH w:val="single" w:sz="4" w:color="D9D9D9"/>
+              <w:insideV w:val="single" w:sz="4" w:color="D9D9D9"/>
+            </w:tcBorders>
+          </w:tcPr>
+          <w:p>
+            <w:pPr>
+              <w:spacing w:after="0"/>
+            </w:pPr>
+            <w:r>
+              <w:t>交互</w:t>
+            </w:r>
+          </w:p>
+        </w:tc>
+        <w:tc>
+          <w:tcPr>
+            <w:tcW w:type="dxa" w:w="7874"/>
+            <w:vAlign w:val="center"/>
+            <w:tcBorders>
+              <w:top w:val="single" w:sz="4" w:color="D9D9D9"/>
+              <w:left w:val="single" w:sz="4" w:color="D9D9D9"/>
+              <w:bottom w:val="single" w:sz="4" w:color="D9D9D9"/>
+              <w:right w:val="single" w:sz="4" w:color="D9D9D9"/>
+              <w:insideH w:val="single" w:sz="4" w:color="D9D9D9"/>
+              <w:insideV w:val="single" w:sz="4" w:color="D9D9D9"/>
+            </w:tcBorders>
+          </w:tcPr>
+          <w:p>
+            <w:pPr>
+              <w:spacing w:after="0"/>
+            </w:pPr>
+            <w:r>
+              <w:t>右下角悬浮球打开响应式 Bottom Sheet，支持会话历史、SSE 流式回复和推荐卡片。</w:t>
+            </w:r>
+          </w:p>
+        </w:tc>
+      </w:tr>
+      <w:tr>
+        <w:tc>
+          <w:tcPr>
+            <w:tcW w:type="dxa" w:w="2205"/>
+            <w:shd w:fill="F5F8FC"/>
+            <w:vAlign w:val="center"/>
+            <w:tcBorders>
+              <w:top w:val="single" w:sz="4" w:color="D9D9D9"/>
+              <w:left w:val="single" w:sz="4" w:color="D9D9D9"/>
+              <w:bottom w:val="single" w:sz="4" w:color="D9D9D9"/>
+              <w:right w:val="single" w:sz="4" w:color="D9D9D9"/>
+              <w:insideH w:val="single" w:sz="4" w:color="D9D9D9"/>
+              <w:insideV w:val="single" w:sz="4" w:color="D9D9D9"/>
+            </w:tcBorders>
+          </w:tcPr>
+          <w:p>
+            <w:pPr>
+              <w:spacing w:after="0"/>
+            </w:pPr>
+            <w:r>
+              <w:t>数据</w:t>
+            </w:r>
+          </w:p>
+        </w:tc>
+        <w:tc>
+          <w:tcPr>
+            <w:tcW w:type="dxa" w:w="7874"/>
+            <w:shd w:fill="F5F8FC"/>
+            <w:vAlign w:val="center"/>
+            <w:tcBorders>
+              <w:top w:val="single" w:sz="4" w:color="D9D9D9"/>
+              <w:left w:val="single" w:sz="4" w:color="D9D9D9"/>
+              <w:bottom w:val="single" w:sz="4" w:color="D9D9D9"/>
+              <w:right w:val="single" w:sz="4" w:color="D9D9D9"/>
+              <w:insideH w:val="single" w:sz="4" w:color="D9D9D9"/>
+              <w:insideV w:val="single" w:sz="4" w:color="D9D9D9"/>
+            </w:tcBorders>
+          </w:tcPr>
+          <w:p>
+            <w:pPr>
+              <w:spacing w:after="0"/>
+            </w:pPr>
+            <w:r>
+              <w:t>PostgreSQL 保存 ai_conversations 与 ai_messages；消息采用 OpenAI role、content、tool_calls、tool_call_id 兼容字段。</w:t>
+            </w:r>
+          </w:p>
+        </w:tc>
+      </w:tr>
+      <w:tr>
+        <w:tc>
+          <w:tcPr>
+            <w:tcW w:type="dxa" w:w="2205"/>
+            <w:vAlign w:val="center"/>
+            <w:tcBorders>
+              <w:top w:val="single" w:sz="4" w:color="D9D9D9"/>
+              <w:left w:val="single" w:sz="4" w:color="D9D9D9"/>
+              <w:bottom w:val="single" w:sz="4" w:color="D9D9D9"/>
+              <w:right w:val="single" w:sz="4" w:color="D9D9D9"/>
+              <w:insideH w:val="single" w:sz="4" w:color="D9D9D9"/>
+              <w:insideV w:val="single" w:sz="4" w:color="D9D9D9"/>
+            </w:tcBorders>
+          </w:tcPr>
+          <w:p>
+            <w:pPr>
+              <w:spacing w:after="0"/>
+            </w:pPr>
+            <w:r>
+              <w:t>调用</w:t>
+            </w:r>
+          </w:p>
+        </w:tc>
+        <w:tc>
+          <w:tcPr>
+            <w:tcW w:type="dxa" w:w="7874"/>
+            <w:vAlign w:val="center"/>
+            <w:tcBorders>
+              <w:top w:val="single" w:sz="4" w:color="D9D9D9"/>
+              <w:left w:val="single" w:sz="4" w:color="D9D9D9"/>
+              <w:bottom w:val="single" w:sz="4" w:color="D9D9D9"/>
+              <w:right w:val="single" w:sz="4" w:color="D9D9D9"/>
+              <w:insideH w:val="single" w:sz="4" w:color="D9D9D9"/>
+              <w:insideV w:val="single" w:sz="4" w:color="D9D9D9"/>
+            </w:tcBorders>
+          </w:tcPr>
+          <w:p>
+            <w:pPr>
+              <w:spacing w:after="0"/>
+            </w:pPr>
+            <w:r>
+              <w:t>后端一次性组装当前学生业务状态及房间座位数据，每条学生消息只调用一次 OpenAI 兼容模型。</w:t>
+            </w:r>
+          </w:p>
+        </w:tc>
+      </w:tr>
+      <w:tr>
+        <w:tc>
+          <w:tcPr>
+            <w:tcW w:type="dxa" w:w="2205"/>
+            <w:shd w:fill="F5F8FC"/>
+            <w:vAlign w:val="center"/>
+            <w:tcBorders>
+              <w:top w:val="single" w:sz="4" w:color="D9D9D9"/>
+              <w:left w:val="single" w:sz="4" w:color="D9D9D9"/>
+              <w:bottom w:val="single" w:sz="4" w:color="D9D9D9"/>
+              <w:right w:val="single" w:sz="4" w:color="D9D9D9"/>
+              <w:insideH w:val="single" w:sz="4" w:color="D9D9D9"/>
+              <w:insideV w:val="single" w:sz="4" w:color="D9D9D9"/>
+            </w:tcBorders>
+          </w:tcPr>
+          <w:p>
+            <w:pPr>
+              <w:spacing w:after="0"/>
+            </w:pPr>
+            <w:r>
+              <w:t>预约边界</w:t>
+            </w:r>
+          </w:p>
+        </w:tc>
+        <w:tc>
+          <w:tcPr>
+            <w:tcW w:type="dxa" w:w="7874"/>
+            <w:shd w:fill="F5F8FC"/>
+            <w:vAlign w:val="center"/>
+            <w:tcBorders>
+              <w:top w:val="single" w:sz="4" w:color="D9D9D9"/>
+              <w:left w:val="single" w:sz="4" w:color="D9D9D9"/>
+              <w:bottom w:val="single" w:sz="4" w:color="D9D9D9"/>
+              <w:right w:val="single" w:sz="4" w:color="D9D9D9"/>
+              <w:insideH w:val="single" w:sz="4" w:color="D9D9D9"/>
+              <w:insideV w:val="single" w:sz="4" w:color="D9D9D9"/>
+            </w:tcBorders>
+          </w:tcPr>
+          <w:p>
+            <w:pPr>
+              <w:spacing w:after="0"/>
+            </w:pPr>
+            <w:r>
+              <w:t>模型只返回推荐。学生选择卡片并最终确认后，既有预约服务重新执行信用、时段、并发锁和冲突校验。</w:t>
+            </w:r>
+          </w:p>
+        </w:tc>
+      </w:tr>
+      <w:tr>
+        <w:tc>
+          <w:tcPr>
+            <w:tcW w:type="dxa" w:w="2205"/>
+            <w:vAlign w:val="center"/>
+            <w:tcBorders>
+              <w:top w:val="single" w:sz="4" w:color="D9D9D9"/>
+              <w:left w:val="single" w:sz="4" w:color="D9D9D9"/>
+              <w:bottom w:val="single" w:sz="4" w:color="D9D9D9"/>
+              <w:right w:val="single" w:sz="4" w:color="D9D9D9"/>
+              <w:insideH w:val="single" w:sz="4" w:color="D9D9D9"/>
+              <w:insideV w:val="single" w:sz="4" w:color="D9D9D9"/>
+            </w:tcBorders>
+          </w:tcPr>
+          <w:p>
+            <w:pPr>
+              <w:spacing w:after="0"/>
+            </w:pPr>
+            <w:r>
+              <w:t>异常与安全</w:t>
+            </w:r>
+          </w:p>
+        </w:tc>
+        <w:tc>
+          <w:tcPr>
+            <w:tcW w:type="dxa" w:w="7874"/>
+            <w:vAlign w:val="center"/>
+            <w:tcBorders>
+              <w:top w:val="single" w:sz="4" w:color="D9D9D9"/>
+              <w:left w:val="single" w:sz="4" w:color="D9D9D9"/>
+              <w:bottom w:val="single" w:sz="4" w:color="D9D9D9"/>
+              <w:right w:val="single" w:sz="4" w:color="D9D9D9"/>
+              <w:insideH w:val="single" w:sz="4" w:color="D9D9D9"/>
+              <w:insideV w:val="single" w:sz="4" w:color="D9D9D9"/>
+            </w:tcBorders>
+          </w:tcPr>
+          <w:p>
+            <w:pPr>
+              <w:spacing w:after="0"/>
+            </w:pPr>
+            <w:r>
+              <w:t>按学生身份隔离历史；限制消息长度和调用频率；密钥只保存在后端；模型不可用不影响核心预约功能。</w:t>
+            </w:r>
+          </w:p>
+        </w:tc>
+      </w:tr>
+    </w:tbl>
+    <w:p>
+      <w:pPr>
+        <w:pStyle w:val="Heading2"/>
+      </w:pPr>
+      <w:r>
+        <w:t>接口与流式事件</w:t>
+      </w:r>
+    </w:p>
+    <w:p>
+      <w:r>
+        <w:t>会话接口包括 GET、POST /api/ai/conversations，GET /api/ai/conversations/{id}/messages，DELETE /api/ai/conversations/{id}，以及 POST /api/ai/chat/stream。流式事件依次使用 meta、delta、card、done；异常使用 error，前端允许停止和重试。</w:t>
+      </w:r>
+    </w:p>
+    <w:p>
+      <w:pPr>
+        <w:pStyle w:val="Heading2"/>
+      </w:pPr>
+      <w:r>
+        <w:t>部署配置</w:t>
+      </w:r>
+    </w:p>
+    <w:p>
+      <w:r>
+        <w:t>通过 STUDYROOM_AI_BASE_URL、STUDYROOM_AI_API_KEY、STUDYROOM_AI_MODEL 配置兼容服务，并可设置连接超时、响应超时和历史上下文条数。兼容服务必须支持 Chat Completions、SSE 和工具调用。</w:t>
       </w:r>
     </w:p>
     <w:sectPr>

--- a/docs/需求分析.docx
+++ b/docs/需求分析.docx
@@ -164,7 +164,7 @@
                 <w:color w:val="000000"/>
                 <w:sz w:val="21"/>
               </w:rPr>
-              <w:t>V1.0</w:t>
+              <w:t>V1.1</w:t>
             </w:r>
           </w:p>
         </w:tc>
@@ -218,7 +218,7 @@
                 <w:color w:val="000000"/>
                 <w:sz w:val="21"/>
               </w:rPr>
-              <w:t>polaris</w:t>
+              <w:t>王建东（nightsky5819）</w:t>
             </w:r>
           </w:p>
         </w:tc>
@@ -324,7 +324,7 @@
                 <w:color w:val="000000"/>
                 <w:sz w:val="21"/>
               </w:rPr>
-              <w:t>imicola（组长）</w:t>
+              <w:t>赵晨曦（imicola，组长）</w:t>
             </w:r>
           </w:p>
         </w:tc>
@@ -3290,7 +3290,7 @@
           <w:color w:val="000000"/>
           <w:sz w:val="24"/>
         </w:rPr>
-        <w:t>：后端采用 Go 1.27、Gin 1.12.0、pgx 5.10.0、golang-jwt 5.3.1、go-redis 9.22.0 与 bcrypt；主数据存储为 PostgreSQL 18，Redis 7 用于缓存、限流、JWT 注销黑名单和分布式协调。前端采用 Vue 3.5.42、Vite 8.2.2、Vue Router 5.3.0、Pinia 4.0.3、Element Plus 2.14.5、Axios 1.20.0、ECharts 6.1.0 和 GSAP 3.15.0。系统通过 Docker Compose 编排 PostgreSQL、Redis 和后端服务。</w:t>
+        <w:t>：后端采用 Go 1.27、Gin 1.12.0、pgx 5.10.0、golang-jwt 5.3.1、go-redis 9.22.0 与 bcrypt；主数据存储为 PostgreSQL 18，Redis 7 用于缓存、限流、JWT 注销黑名单和分布式协调。前端采用 Vue 3.5.42、Vite 8.2.2、Vue Router 5.3.0、Pinia 4.0.3、Element Plus 2.14.5、Axios 1.20.0、ECharts 6.1.0、GSAP 3.15.0 与 Three.js 0.185.1（3D 座位探索视图）。系统通过 Docker Compose 编排 PostgreSQL、Redis 和后端服务。</w:t>
       </w:r>
     </w:p>
     <w:p>
@@ -5376,7 +5376,7 @@
           <w:color w:val="000000"/>
           <w:sz w:val="24"/>
         </w:rPr>
-        <w:t xml:space="preserve"> 扩展以支持时段排他约束。共 7 张核心表：</w:t>
+        <w:t xml:space="preserve"> 扩展以支持时段排他约束。共 9 张核心表（7 张业务表 + 2 张 AI 助手表）：</w:t>
       </w:r>
       <w:r>
         <w:rPr>
@@ -9758,7 +9758,7 @@
           <w:color w:val="000000"/>
           <w:sz w:val="24"/>
         </w:rPr>
-        <w:t>系统功能划分为 9 个功能模块：</w:t>
+        <w:t>系统功能划分为 10 个功能模块：</w:t>
       </w:r>
     </w:p>
     <w:tbl>
@@ -14196,79 +14196,7 @@
           <w:color w:val="000000"/>
           <w:sz w:val="24"/>
         </w:rPr>
-        <w:t>以下数值是验收目标，尚未完成专项性能复测，不作为实测结果。</w:t>
-      </w:r>
-    </w:p>
-    <w:p>
-      <w:pPr/>
-      <w:r>
-        <w:rPr>
-          <w:rFonts w:ascii="宋体" w:hAnsi="宋体" w:eastAsia="宋体"/>
-          <w:b w:val="0"/>
-          <w:color w:val="000000"/>
-          <w:sz w:val="24"/>
-        </w:rPr>
-        <w:t>以下数值是验收目标，尚未完成专项性能复测，不作为实测结果。</w:t>
-      </w:r>
-    </w:p>
-    <w:p>
-      <w:pPr/>
-      <w:r>
-        <w:rPr>
-          <w:rFonts w:ascii="宋体" w:hAnsi="宋体" w:eastAsia="宋体"/>
-          <w:b w:val="0"/>
-          <w:color w:val="000000"/>
-          <w:sz w:val="24"/>
-        </w:rPr>
-        <w:t>以下数值是验收目标，尚未完成专项性能复测，不作为实测结果。</w:t>
-      </w:r>
-    </w:p>
-    <w:p>
-      <w:pPr/>
-      <w:r>
-        <w:rPr>
-          <w:rFonts w:ascii="宋体" w:hAnsi="宋体" w:eastAsia="宋体"/>
-          <w:b w:val="0"/>
-          <w:color w:val="000000"/>
-          <w:sz w:val="24"/>
-        </w:rPr>
-        <w:t>以下数值是验收目标，尚未完成专项性能复测，不作为实测结果。</w:t>
-      </w:r>
-    </w:p>
-    <w:p>
-      <w:pPr/>
-      <w:r>
-        <w:rPr>
-          <w:rFonts w:ascii="宋体" w:hAnsi="宋体" w:eastAsia="宋体"/>
-          <w:b w:val="0"/>
-          <w:color w:val="000000"/>
-          <w:sz w:val="24"/>
-        </w:rPr>
-        <w:t>以下数值是验收目标，尚未完成专项性能复测，不作为实测结果。</w:t>
-      </w:r>
-    </w:p>
-    <w:p>
-      <w:pPr/>
-      <w:r>
-        <w:rPr>
-          <w:rFonts w:ascii="宋体" w:hAnsi="宋体" w:eastAsia="宋体"/>
-          <w:b w:val="0"/>
-          <w:color w:val="000000"/>
-          <w:sz w:val="24"/>
-        </w:rPr>
-        <w:t>以下数值是验收目标，尚未完成专项性能复测，不作为实测结果。</w:t>
-      </w:r>
-    </w:p>
-    <w:p>
-      <w:pPr/>
-      <w:r>
-        <w:rPr>
-          <w:rFonts w:ascii="宋体" w:hAnsi="宋体" w:eastAsia="宋体"/>
-          <w:b w:val="0"/>
-          <w:color w:val="000000"/>
-          <w:sz w:val="24"/>
-        </w:rPr>
-        <w:t>以下数值是验收目标，尚未完成专项性能复测，不作为实测结果。</w:t>
+        <w:t>以下数值是验收目标，尚未完成专项性能复测，不作为实测结果。（注：高并发抢座场景的实测数据见《系统测试报告》SSR-TEST-001 第 4 章。）</w:t>
       </w:r>
     </w:p>
     <w:tbl>
